--- a/docs/AICP_forms_IT.docx
+++ b/docs/AICP_forms_IT.docx
@@ -20,7 +20,7 @@
           <w:bCs/>
           <w:b/>
         </w:rPr>
-        <w:t xml:space="preserve">Moduli di curatela di articoli generati dall’IA</w:t>
+        <w:t xml:space="preserve">Moduli di curatela di testi generati dall’IA</w:t>
       </w:r>
     </w:p>
     <w:p>
@@ -28,7 +28,7 @@
         <w:pStyle w:val="BodyText"/>
       </w:pPr>
       <w:r>
-        <w:t xml:space="preserve">Sei moduli, uno per fase, da allegare all’articolo curato. Estensione del modello 5R (Bain et al., 2002) con una nuova fase, Reconciling (Costa et al., 2026).</w:t>
+        <w:t xml:space="preserve">Sei moduli, uno per fase, da allegare a qualsiasi testo prodotto con l’IA generativa (articolo, elaborato accademico, relazione, materiale didattico, testo divulgativo, tra gli altri). Estensione del modello 5R (Bain et al., 2002) con una nuova fase, Reconciling (Costa et al., 2026).</w:t>
       </w:r>
     </w:p>
     <w:bookmarkStart w:id="20" w:name="come-usare"/>
@@ -97,7 +97,7 @@
         <w:t xml:space="preserve"> </w:t>
       </w:r>
       <w:r>
-        <w:t xml:space="preserve">descrivono ciò che è stato fatto; non misurano giusto o sbagliato né autorizzano l’uso dell’articolo.</w:t>
+        <w:t xml:space="preserve">descrivono ciò che è stato fatto; non misurano giusto o sbagliato né autorizzano l’uso del testo.</w:t>
       </w:r>
     </w:p>
     <w:p>
@@ -109,7 +109,7 @@
         <w:pStyle w:val="Compact"/>
       </w:pPr>
       <w:r>
-        <w:t xml:space="preserve">La Fase 5 richiede un secondo gruppo che non abbia partecipato alla produzione dell’articolo. Un’opinione libera, senza confronto strutturato, è una rilevazione di concezioni, non è Reconciling.</w:t>
+        <w:t xml:space="preserve">La Fase 5 richiede un secondo gruppo che non abbia partecipato alla produzione del testo. Un’opinione libera, senza confronto strutturato, è una rilevazione di concezioni, non è Reconciling.</w:t>
       </w:r>
     </w:p>
     <w:p>
@@ -121,7 +121,7 @@
         <w:pStyle w:val="Compact"/>
       </w:pPr>
       <w:r>
-        <w:t xml:space="preserve">Conservare il testo originale generato (Fase 1) e allegare questi moduli all’articolo finale. Non registrare dati personali o riservati nei campi.</w:t>
+        <w:t xml:space="preserve">Conservare il testo originale generato (Fase 1) e allegare questi moduli al testo finale. Non registrare dati personali o riservati nei campi.</w:t>
       </w:r>
     </w:p>
     <w:p>
@@ -155,7 +155,7 @@
           <w:bCs/>
           <w:b/>
         </w:rPr>
-        <w:t xml:space="preserve">Titolo o tema dell’articolo analizzato</w:t>
+        <w:t xml:space="preserve">Titolo o tema del testo analizzato</w:t>
       </w:r>
     </w:p>
     <w:p>
@@ -235,7 +235,7 @@
           <w:iCs/>
           <w:i/>
         </w:rPr>
-        <w:t xml:space="preserve">(es.: invio a rivista, lavoro curricolare, base di revisione, valutazione)</w:t>
+        <w:t xml:space="preserve">(es.: invio a rivista, lavoro curricolare, materiale didattico, relazione, divulgazione, valutazione)</w:t>
       </w:r>
     </w:p>
     <w:p>
@@ -525,7 +525,7 @@
           <w:iCs/>
           <w:i/>
         </w:rPr>
-        <w:t xml:space="preserve">Come è stato prodotto questo articolo? Registrare le condizioni di produzione prima di valutarlo.</w:t>
+        <w:t xml:space="preserve">Come è stato prodotto questo testo? Registrare le condizioni di produzione prima di valutarlo.</w:t>
       </w:r>
     </w:p>
     <w:p>
@@ -533,7 +533,7 @@
         <w:pStyle w:val="BodyText"/>
       </w:pPr>
       <w:r>
-        <w:t xml:space="preserve">Articolo / codice del registro: ____ Curatore/curatrice: ____ Data: ____</w:t>
+        <w:t xml:space="preserve">Testo / codice del registro: ____ Curatore/curatrice: ____ Data: ____</w:t>
       </w:r>
     </w:p>
     <w:bookmarkStart w:id="23" w:name="a.-testo-analizzato"/>
@@ -557,7 +557,7 @@
         <w:t xml:space="preserve">Tipo di testo</w:t>
       </w:r>
       <w:r>
-        <w:t xml:space="preserve">: ☐ Articolo scientifico ☐ Rassegna ☐ Abstract ☐ Altro ____</w:t>
+        <w:t xml:space="preserve">: ☐ Articolo scientifico ☐ Rassegna della letteratura ☐ Abstract ☐ Elaborato accademico (saggio, relazione, tesi) ☐ Materiale didattico ☐ Testo divulgativo o giornalistico ☐ Comunicazione istituzionale o professionale ☐ Testo creativo o letterario ☐ Altro ____</w:t>
       </w:r>
     </w:p>
     <w:p>
@@ -842,7 +842,7 @@
           <w:iCs/>
           <w:i/>
         </w:rPr>
-        <w:t xml:space="preserve">Con quali fonti e conoscenze posso confrontare questo articolo?</w:t>
+        <w:t xml:space="preserve">Con quali fonti e conoscenze posso confrontare questo testo?</w:t>
       </w:r>
     </w:p>
     <w:p>
@@ -850,7 +850,7 @@
         <w:pStyle w:val="BodyText"/>
       </w:pPr>
       <w:r>
-        <w:t xml:space="preserve">Articolo / codice del registro: ____ Curatore/curatrice: ____ Data: ____</w:t>
+        <w:t xml:space="preserve">Testo / codice del registro: ____ Curatore/curatrice: ____ Data: ____</w:t>
       </w:r>
     </w:p>
     <w:bookmarkStart w:id="28" w:name="a.-repertorio-di-riferimento"/>
@@ -995,13 +995,13 @@
       </w:tr>
     </w:tbl>
     <w:bookmarkEnd w:id="28"/>
-    <w:bookmarkStart w:id="29" w:name="X3318d47b57ee3302ba887f00ac10bf3001a52d2"/>
+    <w:bookmarkStart w:id="29" w:name="Xce53f2bc7e3ae983e7dcb82cb7b2f2cd062400d"/>
     <w:p>
       <w:pPr>
         <w:pStyle w:val="Heading3"/>
       </w:pPr>
       <w:r>
-        <w:t xml:space="preserve">B. Verifica di affermazioni e riferimenti dell’articolo</w:t>
+        <w:t xml:space="preserve">B. Verifica di affermazioni e riferimenti del testo</w:t>
       </w:r>
     </w:p>
     <w:tbl>
@@ -1284,37 +1284,37 @@
       </w:r>
     </w:p>
     <w:bookmarkEnd w:id="29"/>
-    <w:bookmarkStart w:id="30" w:name="c.-confronto-con-il-campo"/>
+    <w:bookmarkStart w:id="30" w:name="X17f4157f4c01d7d8ea7da93bbbce7cc2df95bff"/>
     <w:p>
       <w:pPr>
         <w:pStyle w:val="Heading3"/>
       </w:pPr>
       <w:r>
-        <w:t xml:space="preserve">C. Confronto con il campo</w:t>
-      </w:r>
-    </w:p>
-    <w:p>
-      <w:pPr>
-        <w:pStyle w:val="FirstParagraph"/>
-      </w:pPr>
-      <w:r>
-        <w:rPr>
-          <w:bCs/>
-          <w:b/>
-        </w:rPr>
-        <w:t xml:space="preserve">Ciò che l’articolo presenta e converge con la letteratura</w:t>
-      </w:r>
-    </w:p>
-    <w:p>
-      <w:pPr>
-        <w:pStyle w:val="FirstParagraph"/>
-      </w:pPr>
-      <w:r>
-        <w:rPr>
-          <w:bCs/>
-          <w:b/>
-        </w:rPr>
-        <w:t xml:space="preserve">Ciò che sembra assente (autori, lingue, regioni, prospettive teoriche)</w:t>
+        <w:t xml:space="preserve">C. Confronto con le conoscenze del settore</w:t>
+      </w:r>
+    </w:p>
+    <w:p>
+      <w:pPr>
+        <w:pStyle w:val="FirstParagraph"/>
+      </w:pPr>
+      <w:r>
+        <w:rPr>
+          <w:bCs/>
+          <w:b/>
+        </w:rPr>
+        <w:t xml:space="preserve">Ciò che il testo presenta ed è coerente con le fonti e le conoscenze del settore</w:t>
+      </w:r>
+    </w:p>
+    <w:p>
+      <w:pPr>
+        <w:pStyle w:val="FirstParagraph"/>
+      </w:pPr>
+      <w:r>
+        <w:rPr>
+          <w:bCs/>
+          <w:b/>
+        </w:rPr>
+        <w:t xml:space="preserve">Ciò che sembra assente (autori, fonti, lingue, regioni, prospettive)</w:t>
       </w:r>
     </w:p>
     <w:bookmarkEnd w:id="30"/>
@@ -1391,7 +1391,7 @@
           <w:iCs/>
           <w:i/>
         </w:rPr>
-        <w:t xml:space="preserve">Cosa osservo e come reagisco? Confrontare l’articolo con variazioni del prompt.</w:t>
+        <w:t xml:space="preserve">Cosa osservo e come reagisco? Confrontare il testo con variazioni del prompt.</w:t>
       </w:r>
     </w:p>
     <w:p>
@@ -1399,7 +1399,7 @@
         <w:pStyle w:val="BodyText"/>
       </w:pPr>
       <w:r>
-        <w:t xml:space="preserve">Articolo / codice del registro: ____ Curatore/curatrice: ____ Data: ____</w:t>
+        <w:t xml:space="preserve">Testo / codice del registro: ____ Curatore/curatrice: ____ Data: ____</w:t>
       </w:r>
     </w:p>
     <w:bookmarkStart w:id="33" w:name="a.-risposta-personale"/>
@@ -1931,7 +1931,7 @@
               <w:jc w:val="left"/>
             </w:pPr>
             <w:r>
-              <w:t xml:space="preserve">Semplificazione o travisamento di teorie e autori</w:t>
+              <w:t xml:space="preserve">Semplificazione o travisamento di idee, teorie, fonti o autori</w:t>
             </w:r>
           </w:p>
         </w:tc>
@@ -2059,7 +2059,7 @@
         <w:pStyle w:val="BodyText"/>
       </w:pPr>
       <w:r>
-        <w:t xml:space="preserve">Articolo / codice del registro: ____ Curatore/curatrice: ____ Data: ____</w:t>
+        <w:t xml:space="preserve">Testo / codice del registro: ____ Curatore/curatrice: ____ Data: ____</w:t>
       </w:r>
     </w:p>
     <w:bookmarkStart w:id="38" w:name="a.-osservato-interpretato-incerto"/>
@@ -2230,25 +2230,25 @@
       </w:tr>
     </w:tbl>
     <w:bookmarkEnd w:id="38"/>
-    <w:bookmarkStart w:id="39" w:name="X39994d0d79c8e13e937e7902f76a33453774853"/>
+    <w:bookmarkStart w:id="39" w:name="b.-valutazione-della-qualità-del-testo"/>
     <w:p>
       <w:pPr>
         <w:pStyle w:val="Heading3"/>
       </w:pPr>
       <w:r>
-        <w:t xml:space="preserve">B. Valutazione dell’articolo come testo scientifico</w:t>
-      </w:r>
-    </w:p>
-    <w:p>
-      <w:pPr>
-        <w:pStyle w:val="FirstParagraph"/>
-      </w:pPr>
-      <w:r>
-        <w:rPr>
-          <w:bCs/>
-          <w:b/>
-        </w:rPr>
-        <w:t xml:space="preserve">Coerenza: domanda, obiettivi, metodo, risultati e conclusione</w:t>
+        <w:t xml:space="preserve">B. Valutazione della qualità del testo</w:t>
+      </w:r>
+    </w:p>
+    <w:p>
+      <w:pPr>
+        <w:pStyle w:val="FirstParagraph"/>
+      </w:pPr>
+      <w:r>
+        <w:rPr>
+          <w:bCs/>
+          <w:b/>
+        </w:rPr>
+        <w:t xml:space="preserve">Coerenza: scopo, struttura, sviluppo e conclusioni (in un testo scientifico: domanda, obiettivi, metodo, risultati e conclusione)</w:t>
       </w:r>
       <w:r>
         <w:t xml:space="preserve">: ☐ Adeguata ☐ Parziale ☐ Inadeguata</w:t>
@@ -2263,7 +2263,7 @@
           <w:bCs/>
           <w:b/>
         </w:rPr>
-        <w:t xml:space="preserve">Fondamento teorico ed empirico delle affermazioni</w:t>
+        <w:t xml:space="preserve">Fondamento delle affermazioni (fonti, dati, ragionamento)</w:t>
       </w:r>
       <w:r>
         <w:t xml:space="preserve">: ☐ Adeguato ☐ Parziale ☐ Inadeguato</w:t>
@@ -2278,7 +2278,7 @@
           <w:bCs/>
           <w:b/>
         </w:rPr>
-        <w:t xml:space="preserve">Limiti e incertezze dichiarati dal testo</w:t>
+        <w:t xml:space="preserve">Limiti e incertezze dichiarati dal testo, quando il genere lo richiede</w:t>
       </w:r>
       <w:r>
         <w:t xml:space="preserve">: ☐ Sì ☐ In parte ☐ No</w:t>
@@ -2340,13 +2340,13 @@
       </w:r>
     </w:p>
     <w:bookmarkEnd w:id="40"/>
-    <w:bookmarkStart w:id="41" w:name="X47daf78520d6111b40c2d23966862ce29caec37"/>
+    <w:bookmarkStart w:id="41" w:name="Xf4fe2301988f0ed783f9a82c2b12ddee32663e0"/>
     <w:p>
       <w:pPr>
         <w:pStyle w:val="Heading3"/>
       </w:pPr>
       <w:r>
-        <w:t xml:space="preserve">D. Testo curatoriale (obbligatorio se l’articolo è diffuso oltre chi lo ha creato)</w:t>
+        <w:t xml:space="preserve">D. Testo curatoriale (obbligatorio se il testo è diffuso oltre chi lo ha creato)</w:t>
       </w:r>
     </w:p>
     <w:p>
@@ -2391,7 +2391,7 @@
           <w:iCs/>
           <w:i/>
         </w:rPr>
-        <w:t xml:space="preserve">Cosa dicono altre persone? Un secondo gruppo, indipendente dalla produzione, rivede l’articolo e le Fasi 1-4.</w:t>
+        <w:t xml:space="preserve">Cosa dicono altre persone? Un secondo gruppo, indipendente dalla produzione, rivede il testo e le Fasi 1-4.</w:t>
       </w:r>
     </w:p>
     <w:p>
@@ -2399,7 +2399,7 @@
         <w:pStyle w:val="BodyText"/>
       </w:pPr>
       <w:r>
-        <w:t xml:space="preserve">Articolo / codice del registro: ____ Curatore/curatrice: ____ Data: ____</w:t>
+        <w:t xml:space="preserve">Testo / codice del registro: ____ Curatore/curatrice: ____ Data: ____</w:t>
       </w:r>
     </w:p>
     <w:bookmarkStart w:id="43" w:name="a.-secondo-gruppo-di-revisione"/>
@@ -2607,7 +2607,7 @@
         <w:t xml:space="preserve">Cosa ha rivisto il gruppo</w:t>
       </w:r>
       <w:r>
-        <w:t xml:space="preserve">: ☐ Articolo ☐ Registro (F1) ☐ Repertorio (F2) ☐ Audit (F3) ☐ Contestualizzazione (F4)</w:t>
+        <w:t xml:space="preserve">: ☐ Testo ☐ Registro (F1) ☐ Repertorio (F2) ☐ Audit (F3) ☐ Contestualizzazione (F4)</w:t>
       </w:r>
     </w:p>
     <w:bookmarkEnd w:id="43"/>
@@ -2865,7 +2865,7 @@
         <w:pStyle w:val="BlockText"/>
       </w:pPr>
       <w:r>
-        <w:t xml:space="preserve">Se gli studenti o il curatore esprimono solo opinioni libere, senza confrontare l’articolo con un secondo gruppo indipendente, non si tratta di Reconciling: è un brainstorming o una rilevazione di concezioni, e va registrato come tale.</w:t>
+        <w:t xml:space="preserve">Se gli studenti o il curatore esprimono solo opinioni libere, senza confrontare il testo con un secondo gruppo indipendente, non si tratta di Reconciling: è un brainstorming o una rilevazione di concezioni, e va registrato come tale.</w:t>
       </w:r>
     </w:p>
     <w:bookmarkEnd w:id="46"/>
@@ -2896,7 +2896,7 @@
         <w:pStyle w:val="BodyText"/>
       </w:pPr>
       <w:r>
-        <w:t xml:space="preserve">Articolo / codice del registro: ____ Curatore/curatrice: ____ Data: ____</w:t>
+        <w:t xml:space="preserve">Testo / codice del registro: ____ Curatore/curatrice: ____ Data: ____</w:t>
       </w:r>
     </w:p>
     <w:bookmarkStart w:id="48" w:name="a.-decisione"/>
@@ -2917,7 +2917,7 @@
           <w:bCs/>
           <w:b/>
         </w:rPr>
-        <w:t xml:space="preserve">Decisione sull’articolo</w:t>
+        <w:t xml:space="preserve">Decisione sul testo</w:t>
       </w:r>
       <w:r>
         <w:t xml:space="preserve">: ☐ Utilizzare ☐ Utilizzare con contestualizzazione ☐ Adattare ☐ Non utilizzare</w:t>
@@ -2989,7 +2989,7 @@
         <w:t xml:space="preserve">Condizioni soddisfatte</w:t>
       </w:r>
       <w:r>
-        <w:t xml:space="preserve">: ☐ Tutti i riferimenti verificati alla fonte (esistono e dicono ciò che il testo afferma) ☐ Affermazioni fattuali e dati verificati ☐ Voce e paternità garantite (testo riscritto e assunto da chi firma) ☐ Diritto d’autore, privacy e consensi gestiti ☐ Revisione finale completa del manoscritto</w:t>
+        <w:t xml:space="preserve">: ☐ Riferimenti e fonti verificati all’origine, ove presenti (esistono e dicono ciò che il testo afferma) ☐ Affermazioni fattuali e dati verificati ☐ Voce e paternità garantite (testo riscritto e assunto da chi firma) ☐ Diritto d’autore, privacy e consensi gestiti ☐ Revisione finale completa del testo</w:t>
       </w:r>
     </w:p>
     <w:p>
@@ -3011,7 +3011,7 @@
           <w:iCs/>
           <w:i/>
         </w:rPr>
-        <w:t xml:space="preserve">(parti del testo, cifre, riferimenti)</w:t>
+        <w:t xml:space="preserve">(parti del testo, cifre, dati, riferimenti)</w:t>
       </w:r>
     </w:p>
     <w:bookmarkEnd w:id="49"/>
